--- a/pandoc1.docx
+++ b/pandoc1.docx
@@ -20,7 +20,7 @@
         <w:br/>
       </w:r>
       <w:r>
-        <w:t xml:space="preserve">Se realizó un(a) consulta a un grupo de personas de una negocio de servicios sobre el tipo de bienes que poseen. Los resultados se presentan en la gráfica.</w:t>
+        <w:t xml:space="preserve">Se realizó un(a) consulta a un grupo de trabajadores de un(a) compañía sobre el tipo de bienes que poseen. Los datos se presentan en la gráfica.</w:t>
       </w:r>
     </w:p>
     <w:p>
@@ -31,7 +31,57 @@
         </w:numPr>
       </w:pPr>
       <w:r>
-        <w:t xml:space="preserve">Si 120 personas de el(la) negocio poseen automóvil y(e) piso, ¿cuántas personas poseen solo piso?</w:t>
+        <w:drawing>
+          <wp:inline>
+            <wp:extent cx="3733800" cy="3516937"/>
+            <wp:effectExtent b="0" l="0" r="0" t="0"/>
+            <wp:docPr descr="image" title="" id="21" name="Picture"/>
+            <a:graphic>
+              <a:graphicData uri="http://schemas.openxmlformats.org/drawingml/2006/picture">
+                <pic:pic>
+                  <pic:nvPicPr>
+                    <pic:cNvPr descr="media/supplements1/exercise1/grafico_circular.png" id="22" name="Picture"/>
+                    <pic:cNvPicPr>
+                      <a:picLocks noChangeArrowheads="1" noChangeAspect="1"/>
+                    </pic:cNvPicPr>
+                  </pic:nvPicPr>
+                  <pic:blipFill>
+                    <a:blip r:embed="rId20"/>
+                    <a:stretch>
+                      <a:fillRect/>
+                    </a:stretch>
+                  </pic:blipFill>
+                  <pic:spPr bwMode="auto">
+                    <a:xfrm>
+                      <a:off x="0" y="0"/>
+                      <a:ext cx="3733800" cy="3516937"/>
+                    </a:xfrm>
+                    <a:prstGeom prst="rect">
+                      <a:avLst/>
+                    </a:prstGeom>
+                    <a:noFill/>
+                    <a:ln w="9525">
+                      <a:noFill/>
+                      <a:headEnd/>
+                      <a:tailEnd/>
+                    </a:ln>
+                  </pic:spPr>
+                </pic:pic>
+              </a:graphicData>
+            </a:graphic>
+          </wp:inline>
+        </w:drawing>
+      </w:r>
+    </w:p>
+    <w:p>
+      <w:pPr>
+        <w:numPr>
+          <w:ilvl w:val="0"/>
+          <w:numId w:val="1000"/>
+        </w:numPr>
+      </w:pPr>
+      <w:r>
+        <w:t xml:space="preserve">Si 216 trabajadores de la compañía poseen carro y departamento, ¿cuántas personas poseen solo departamento?</w:t>
       </w:r>
     </w:p>
     <w:p>
@@ -42,7 +92,7 @@
         </w:numPr>
       </w:pPr>
       <w:r>
-        <w:t xml:space="preserve">125</w:t>
+        <w:t xml:space="preserve">54</w:t>
       </w:r>
     </w:p>
     <w:p>
@@ -53,7 +103,7 @@
         </w:numPr>
       </w:pPr>
       <w:r>
-        <w:t xml:space="preserve">120</w:t>
+        <w:t xml:space="preserve">184</w:t>
       </w:r>
     </w:p>
     <w:p>
@@ -64,7 +114,7 @@
         </w:numPr>
       </w:pPr>
       <w:r>
-        <w:t xml:space="preserve">485</w:t>
+        <w:t xml:space="preserve">211</w:t>
       </w:r>
     </w:p>
     <w:p>
@@ -75,7 +125,7 @@
         </w:numPr>
       </w:pPr>
       <w:r>
-        <w:t xml:space="preserve">602</w:t>
+        <w:t xml:space="preserve">216</w:t>
       </w:r>
     </w:p>
     <w:p>
@@ -96,19 +146,22 @@
         <w:br/>
       </w:r>
       <w:r>
-        <w:t xml:space="preserve">Para resolver este problema, debemos usar las relaciones proporcionadas en el gráfico circular y aplicar proporciones.</w:t>
-      </w:r>
-    </w:p>
-    <w:p>
-      <w:pPr>
+        <w:t xml:space="preserve">Para resolver este problema, necesitamos aplicar proporciones y regla de tres a partir de la información dada en el gráfico circular y el enunciado. Seguiremos un proceso paso a paso:</w:t>
+      </w:r>
+    </w:p>
+    <w:p>
+      <w:pPr>
+        <w:pStyle w:val="Heading3"/>
         <w:numPr>
           <w:ilvl w:val="0"/>
           <w:numId w:val="1000"/>
         </w:numPr>
       </w:pPr>
-      <w:r>
-        <w:t xml:space="preserve">Primero, identificamos los datos conocidos:</w:t>
-      </w:r>
+      <w:bookmarkStart w:id="23" w:name="paso-1-identificar-los-datos-conocidos"/>
+      <w:r>
+        <w:t xml:space="preserve">Paso 1: Identificar los datos conocidos</w:t>
+      </w:r>
+      <w:bookmarkEnd w:id="23"/>
     </w:p>
     <w:p>
       <w:pPr>
@@ -118,7 +171,7 @@
         </w:numPr>
       </w:pPr>
       <w:r>
-        <w:t xml:space="preserve">20% de las personas tienen automóvil y piso</w:t>
+        <w:t xml:space="preserve">Sabemos que 216 trabajadores poseen carro y departamento.</w:t>
       </w:r>
     </w:p>
     <w:p>
@@ -129,7 +182,7 @@
         </w:numPr>
       </w:pPr>
       <w:r>
-        <w:t xml:space="preserve">20% de las personas tienen solo piso (este es el dato que buscamos)</w:t>
+        <w:t xml:space="preserve">Según el gráfico circular, este grupo representa el 27% del total.</w:t>
       </w:r>
     </w:p>
     <w:p>
@@ -140,158 +193,22 @@
         </w:numPr>
       </w:pPr>
       <w:r>
-        <w:t xml:space="preserve">Sabemos que 120 personas tienen automóvil y piso</w:t>
-      </w:r>
-    </w:p>
-    <w:p>
-      <w:pPr>
+        <w:t xml:space="preserve">También observamos en el gráfico que las personas que poseen solo departamento representan el 23% del total.</w:t>
+      </w:r>
+    </w:p>
+    <w:p>
+      <w:pPr>
+        <w:pStyle w:val="Heading3"/>
         <w:numPr>
           <w:ilvl w:val="0"/>
           <w:numId w:val="1000"/>
         </w:numPr>
       </w:pPr>
-      <w:r>
-        <w:t xml:space="preserve">Paso 1: Calcular el número total de personas en la negocio.</w:t>
-      </w:r>
-      <w:r>
-        <w:t xml:space="preserve"> </w:t>
-      </w:r>
-      <w:r>
-        <w:t xml:space="preserve">Si 120 personas representan el 20% del total, entonces:</w:t>
-      </w:r>
-    </w:p>
-    <w:p>
-      <w:pPr>
-        <w:pStyle w:val="BodyText"/>
-      </w:pPr>
-      <m:oMathPara>
-        <m:oMathParaPr>
-          <m:jc m:val="center"/>
-        </m:oMathParaPr>
-        <m:oMath>
-          <m:r>
-            <m:rPr>
-              <m:nor/>
-              <m:sty m:val="p"/>
-            </m:rPr>
-            <m:t>Total de personas</m:t>
-          </m:r>
-          <m:r>
-            <m:rPr>
-              <m:sty m:val="p"/>
-            </m:rPr>
-            <m:t>=</m:t>
-          </m:r>
-          <m:f>
-            <m:fPr>
-              <m:type m:val="bar"/>
-            </m:fPr>
-            <m:num>
-              <m:r>
-                <m:rPr>
-                  <m:nor/>
-                  <m:sty m:val="p"/>
-                </m:rPr>
-                <m:t>Personas con automóvil y piso</m:t>
-              </m:r>
-              <m:r>
-                <m:rPr>
-                  <m:sty m:val="p"/>
-                </m:rPr>
-                <m:t>×</m:t>
-              </m:r>
-              <m:r>
-                <m:t>100</m:t>
-              </m:r>
-              <m:r>
-                <m:rPr>
-                  <m:sty m:val="p"/>
-                </m:rPr>
-                <m:t>%</m:t>
-              </m:r>
-            </m:num>
-            <m:den>
-              <m:r>
-                <m:rPr>
-                  <m:nor/>
-                  <m:sty m:val="p"/>
-                </m:rPr>
-                <m:t>Porcentaje de personas con automóvil y piso</m:t>
-              </m:r>
-            </m:den>
-          </m:f>
-        </m:oMath>
-      </m:oMathPara>
-    </w:p>
-    <w:p>
-      <w:pPr>
-        <w:pStyle w:val="FirstParagraph"/>
-      </w:pPr>
-      <m:oMathPara>
-        <m:oMathParaPr>
-          <m:jc m:val="center"/>
-        </m:oMathParaPr>
-        <m:oMath>
-          <m:r>
-            <m:rPr>
-              <m:nor/>
-              <m:sty m:val="p"/>
-            </m:rPr>
-            <m:t>Total de personas</m:t>
-          </m:r>
-          <m:r>
-            <m:rPr>
-              <m:sty m:val="p"/>
-            </m:rPr>
-            <m:t>=</m:t>
-          </m:r>
-          <m:f>
-            <m:fPr>
-              <m:type m:val="bar"/>
-            </m:fPr>
-            <m:num>
-              <m:r>
-                <m:t>120</m:t>
-              </m:r>
-              <m:r>
-                <m:rPr>
-                  <m:sty m:val="p"/>
-                </m:rPr>
-                <m:t>×</m:t>
-              </m:r>
-              <m:r>
-                <m:t>100</m:t>
-              </m:r>
-              <m:r>
-                <m:rPr>
-                  <m:sty m:val="p"/>
-                </m:rPr>
-                <m:t>%</m:t>
-              </m:r>
-            </m:num>
-            <m:den>
-              <m:r>
-                <m:t>20</m:t>
-              </m:r>
-              <m:r>
-                <m:rPr>
-                  <m:sty m:val="p"/>
-                </m:rPr>
-                <m:t>%</m:t>
-              </m:r>
-            </m:den>
-          </m:f>
-          <m:r>
-            <m:rPr>
-              <m:sty m:val="p"/>
-            </m:rPr>
-            <m:t>=</m:t>
-          </m:r>
-          <m:r>
-            <m:t>600</m:t>
-          </m:r>
-        </m:oMath>
-      </m:oMathPara>
+      <w:bookmarkStart w:id="24" w:name="Xaf6e51742c212993c280566f0c13fc86da0897f"/>
+      <w:r>
+        <w:t xml:space="preserve">Paso 2: Calcular el número total de personas</w:t>
+      </w:r>
+      <w:bookmarkEnd w:id="24"/>
     </w:p>
     <w:p>
       <w:pPr>
@@ -301,147 +218,8 @@
         </w:numPr>
       </w:pPr>
       <w:r>
-        <w:t xml:space="preserve">Paso 2: Calcular cuántas personas tienen solo piso.</w:t>
-      </w:r>
-      <w:r>
-        <w:t xml:space="preserve"> </w:t>
-      </w:r>
-      <w:r>
-        <w:t xml:space="preserve">El porcentaje de personas que tienen solo piso es 20% del total, por lo tanto:</w:t>
-      </w:r>
-    </w:p>
-    <w:p>
-      <w:pPr>
-        <w:pStyle w:val="BodyText"/>
-      </w:pPr>
-      <m:oMathPara>
-        <m:oMathParaPr>
-          <m:jc m:val="center"/>
-        </m:oMathParaPr>
-        <m:oMath>
-          <m:r>
-            <m:rPr>
-              <m:nor/>
-              <m:sty m:val="p"/>
-            </m:rPr>
-            <m:t>Personas con solo piso</m:t>
-          </m:r>
-          <m:r>
-            <m:rPr>
-              <m:sty m:val="p"/>
-            </m:rPr>
-            <m:t>=</m:t>
-          </m:r>
-          <m:r>
-            <m:rPr>
-              <m:nor/>
-              <m:sty m:val="p"/>
-            </m:rPr>
-            <m:t>Total de personas</m:t>
-          </m:r>
-          <m:r>
-            <m:rPr>
-              <m:sty m:val="p"/>
-            </m:rPr>
-            <m:t>×</m:t>
-          </m:r>
-          <m:f>
-            <m:fPr>
-              <m:type m:val="bar"/>
-            </m:fPr>
-            <m:num>
-              <m:r>
-                <m:rPr>
-                  <m:nor/>
-                  <m:sty m:val="p"/>
-                </m:rPr>
-                <m:t>Porcentaje de personas con solo piso</m:t>
-              </m:r>
-            </m:num>
-            <m:den>
-              <m:r>
-                <m:t>100</m:t>
-              </m:r>
-              <m:r>
-                <m:rPr>
-                  <m:sty m:val="p"/>
-                </m:rPr>
-                <m:t>%</m:t>
-              </m:r>
-            </m:den>
-          </m:f>
-        </m:oMath>
-      </m:oMathPara>
-    </w:p>
-    <w:p>
-      <w:pPr>
-        <w:pStyle w:val="FirstParagraph"/>
-      </w:pPr>
-      <m:oMathPara>
-        <m:oMathParaPr>
-          <m:jc m:val="center"/>
-        </m:oMathParaPr>
-        <m:oMath>
-          <m:r>
-            <m:rPr>
-              <m:nor/>
-              <m:sty m:val="p"/>
-            </m:rPr>
-            <m:t>Personas con solo piso</m:t>
-          </m:r>
-          <m:r>
-            <m:rPr>
-              <m:sty m:val="p"/>
-            </m:rPr>
-            <m:t>=</m:t>
-          </m:r>
-          <m:r>
-            <m:t>600</m:t>
-          </m:r>
-          <m:r>
-            <m:rPr>
-              <m:sty m:val="p"/>
-            </m:rPr>
-            <m:t>×</m:t>
-          </m:r>
-          <m:f>
-            <m:fPr>
-              <m:type m:val="bar"/>
-            </m:fPr>
-            <m:num>
-              <m:r>
-                <m:t>20</m:t>
-              </m:r>
-              <m:r>
-                <m:rPr>
-                  <m:sty m:val="p"/>
-                </m:rPr>
-                <m:t>%</m:t>
-              </m:r>
-            </m:num>
-            <m:den>
-              <m:r>
-                <m:t>100</m:t>
-              </m:r>
-              <m:r>
-                <m:rPr>
-                  <m:sty m:val="p"/>
-                </m:rPr>
-                <m:t>%</m:t>
-              </m:r>
-            </m:den>
-          </m:f>
-          <m:r>
-            <m:rPr>
-              <m:sty m:val="p"/>
-            </m:rPr>
-            <m:t>=</m:t>
-          </m:r>
-          <m:r>
-            <m:t>120</m:t>
-          </m:r>
-        </m:oMath>
-      </m:oMathPara>
+        <w:t xml:space="preserve">Para encontrar el total de trabajadores en la compañía, utilizamos la siguiente relación de proporcionalidad:</w:t>
+      </w:r>
     </w:p>
     <w:p>
       <w:pPr>
@@ -451,7 +229,155 @@
         </w:numPr>
       </w:pPr>
       <w:r>
-        <w:t xml:space="preserve">Por lo tanto, 120 personas poseen solo piso.</w:t>
+        <w:t xml:space="preserve">Si 27% del total = 216 trabajadores</w:t>
+      </w:r>
+      <w:r>
+        <w:t xml:space="preserve"> </w:t>
+      </w:r>
+      <w:r>
+        <w:t xml:space="preserve">Entonces 100% del total = X trabajadores</w:t>
+      </w:r>
+    </w:p>
+    <w:p>
+      <w:pPr>
+        <w:numPr>
+          <w:ilvl w:val="0"/>
+          <w:numId w:val="1000"/>
+        </w:numPr>
+      </w:pPr>
+      <w:r>
+        <w:t xml:space="preserve">Aplicando regla de tres:</w:t>
+      </w:r>
+      <w:r>
+        <w:t xml:space="preserve"> </w:t>
+      </w:r>
+      <w:r>
+        <w:t xml:space="preserve">* X = (216 × 100%) ÷ 27%</w:t>
+      </w:r>
+      <w:r>
+        <w:t xml:space="preserve"> </w:t>
+      </w:r>
+      <w:r>
+        <w:t xml:space="preserve">* X = 21600 ÷ 27</w:t>
+      </w:r>
+      <w:r>
+        <w:t xml:space="preserve"> </w:t>
+      </w:r>
+      <w:r>
+        <w:t xml:space="preserve">* X = 800 trabajadores</w:t>
+      </w:r>
+    </w:p>
+    <w:p>
+      <w:pPr>
+        <w:numPr>
+          <w:ilvl w:val="0"/>
+          <w:numId w:val="1000"/>
+        </w:numPr>
+      </w:pPr>
+      <w:r>
+        <w:t xml:space="preserve">Por lo tanto, el total de trabajadores en la compañía es 800.</w:t>
+      </w:r>
+    </w:p>
+    <w:p>
+      <w:pPr>
+        <w:pStyle w:val="Heading3"/>
+        <w:numPr>
+          <w:ilvl w:val="0"/>
+          <w:numId w:val="1000"/>
+        </w:numPr>
+      </w:pPr>
+      <w:bookmarkStart w:id="25" w:name="Xe812ccb4b3a9a6cdc7d72871fc5b190a65a43e3"/>
+      <w:r>
+        <w:t xml:space="preserve">Paso 3: Calcular el número de personas que poseen solo departamento</w:t>
+      </w:r>
+      <w:bookmarkEnd w:id="25"/>
+    </w:p>
+    <w:p>
+      <w:pPr>
+        <w:numPr>
+          <w:ilvl w:val="0"/>
+          <w:numId w:val="1000"/>
+        </w:numPr>
+      </w:pPr>
+      <w:r>
+        <w:t xml:space="preserve">Una vez conocido el total, podemos calcular cuántas personas poseen solo departamento utilizando el porcentaje correspondiente del gráfico circular:</w:t>
+      </w:r>
+    </w:p>
+    <w:p>
+      <w:pPr>
+        <w:numPr>
+          <w:ilvl w:val="0"/>
+          <w:numId w:val="1000"/>
+        </w:numPr>
+      </w:pPr>
+      <w:r>
+        <w:t xml:space="preserve">Si 100% del total = 800 trabajadores</w:t>
+      </w:r>
+      <w:r>
+        <w:t xml:space="preserve"> </w:t>
+      </w:r>
+      <w:r>
+        <w:t xml:space="preserve">Entonces 23% del total = Y trabajadores</w:t>
+      </w:r>
+    </w:p>
+    <w:p>
+      <w:pPr>
+        <w:numPr>
+          <w:ilvl w:val="0"/>
+          <w:numId w:val="1000"/>
+        </w:numPr>
+      </w:pPr>
+      <w:r>
+        <w:t xml:space="preserve">Aplicando regla de tres:</w:t>
+      </w:r>
+      <w:r>
+        <w:t xml:space="preserve"> </w:t>
+      </w:r>
+      <w:r>
+        <w:t xml:space="preserve">* Y = (23% × 800) ÷ 100%</w:t>
+      </w:r>
+      <w:r>
+        <w:t xml:space="preserve"> </w:t>
+      </w:r>
+      <w:r>
+        <w:t xml:space="preserve">* Y = (23 × 800) ÷ 100</w:t>
+      </w:r>
+      <w:r>
+        <w:t xml:space="preserve"> </w:t>
+      </w:r>
+      <w:r>
+        <w:t xml:space="preserve">* Y = 184</w:t>
+      </w:r>
+      <w:r>
+        <w:t xml:space="preserve"> </w:t>
+      </w:r>
+      <w:r>
+        <w:t xml:space="preserve">* Y = 184 trabajadores</w:t>
+      </w:r>
+    </w:p>
+    <w:p>
+      <w:pPr>
+        <w:pStyle w:val="Heading3"/>
+        <w:numPr>
+          <w:ilvl w:val="0"/>
+          <w:numId w:val="1000"/>
+        </w:numPr>
+      </w:pPr>
+      <w:bookmarkStart w:id="26" w:name="paso-4-verificaciuxf3n-de-la-respuesta"/>
+      <w:r>
+        <w:t xml:space="preserve">Paso 4: Verificación de la respuesta</w:t>
+      </w:r>
+      <w:bookmarkEnd w:id="26"/>
+    </w:p>
+    <w:p>
+      <w:pPr>
+        <w:numPr>
+          <w:ilvl w:val="0"/>
+          <w:numId w:val="1000"/>
+        </w:numPr>
+      </w:pPr>
+      <w:r>
+        <w:t xml:space="preserve">Podemos verificar nuestra respuesta comprobando que los números calculados son coherentes con los porcentajes del gráfico:</w:t>
       </w:r>
     </w:p>
     <w:p>
@@ -462,7 +388,7 @@
         </w:numPr>
       </w:pPr>
       <w:r>
-        <w:t xml:space="preserve">Falso</w:t>
+        <w:t xml:space="preserve">carro y departamento: 216 trabajadores (27% del total)</w:t>
       </w:r>
     </w:p>
     <w:p>
@@ -473,7 +399,7 @@
         </w:numPr>
       </w:pPr>
       <w:r>
-        <w:t xml:space="preserve">Verdadero</w:t>
+        <w:t xml:space="preserve">Solo departamento: 184 trabajadores (23% del total)</w:t>
       </w:r>
     </w:p>
     <w:p>
@@ -484,7 +410,7 @@
         </w:numPr>
       </w:pPr>
       <w:r>
-        <w:t xml:space="preserve">Falso</w:t>
+        <w:t xml:space="preserve">Solo domicilio: 216 trabajadores (27% del total)</w:t>
       </w:r>
     </w:p>
     <w:p>
@@ -492,6 +418,97 @@
         <w:numPr>
           <w:ilvl w:val="1"/>
           <w:numId w:val="1004"/>
+        </w:numPr>
+      </w:pPr>
+      <w:r>
+        <w:t xml:space="preserve">Solo carro: 56 trabajadores (7% del total)</w:t>
+      </w:r>
+    </w:p>
+    <w:p>
+      <w:pPr>
+        <w:numPr>
+          <w:ilvl w:val="1"/>
+          <w:numId w:val="1004"/>
+        </w:numPr>
+      </w:pPr>
+      <w:r>
+        <w:t xml:space="preserve">carro y domicilio: 128 trabajadores (16% del total)</w:t>
+      </w:r>
+    </w:p>
+    <w:p>
+      <w:pPr>
+        <w:numPr>
+          <w:ilvl w:val="0"/>
+          <w:numId w:val="1000"/>
+        </w:numPr>
+      </w:pPr>
+      <w:r>
+        <w:t xml:space="preserve">La suma de todas estas categorías es 800 trabajadores, que coincide con nuestro total calculado de 800 trabajadores.</w:t>
+      </w:r>
+    </w:p>
+    <w:p>
+      <w:pPr>
+        <w:pStyle w:val="Heading3"/>
+        <w:numPr>
+          <w:ilvl w:val="0"/>
+          <w:numId w:val="1000"/>
+        </w:numPr>
+      </w:pPr>
+      <w:bookmarkStart w:id="27" w:name="conclusiuxf3n"/>
+      <w:r>
+        <w:t xml:space="preserve">Conclusión</w:t>
+      </w:r>
+      <w:bookmarkEnd w:id="27"/>
+    </w:p>
+    <w:p>
+      <w:pPr>
+        <w:numPr>
+          <w:ilvl w:val="0"/>
+          <w:numId w:val="1000"/>
+        </w:numPr>
+      </w:pPr>
+      <w:r>
+        <w:t xml:space="preserve">Por lo tanto, 184 trabajadores de la compañía poseen solo departamento.</w:t>
+      </w:r>
+    </w:p>
+    <w:p>
+      <w:pPr>
+        <w:numPr>
+          <w:ilvl w:val="1"/>
+          <w:numId w:val="1005"/>
+        </w:numPr>
+      </w:pPr>
+      <w:r>
+        <w:t xml:space="preserve">Falso</w:t>
+      </w:r>
+    </w:p>
+    <w:p>
+      <w:pPr>
+        <w:numPr>
+          <w:ilvl w:val="1"/>
+          <w:numId w:val="1005"/>
+        </w:numPr>
+      </w:pPr>
+      <w:r>
+        <w:t xml:space="preserve">Verdadero</w:t>
+      </w:r>
+    </w:p>
+    <w:p>
+      <w:pPr>
+        <w:numPr>
+          <w:ilvl w:val="1"/>
+          <w:numId w:val="1005"/>
+        </w:numPr>
+      </w:pPr>
+      <w:r>
+        <w:t xml:space="preserve">Falso</w:t>
+      </w:r>
+    </w:p>
+    <w:p>
+      <w:pPr>
+        <w:numPr>
+          <w:ilvl w:val="1"/>
+          <w:numId w:val="1005"/>
         </w:numPr>
       </w:pPr>
       <w:r>
@@ -917,6 +934,9 @@
     <w:abstractNumId w:val="991"/>
   </w:num>
   <w:num w:numId="1004">
+    <w:abstractNumId w:val="991"/>
+  </w:num>
+  <w:num w:numId="1005">
     <w:abstractNumId w:val="99731"/>
     <w:lvlOverride w:ilvl="0">
       <w:startOverride w:val="1"/>
